--- a/manuscritos/La Biografía (edición integral con sitio, revisión 4).docx
+++ b/manuscritos/La Biografía (edición integral con sitio, revisión 4).docx
@@ -1463,7 +1463,7 @@
           <w:szCs w:val="14"/>
           <w:lang w:val="es-AR"/>
         </w:rPr>
-        <w:t xml:space="preserve">JULIÁN BERMÚDEZ · THE CHANNEL</w:t>
+        <w:t xml:space="preserve">JULIÁN BERMÚDEZ</w:t>
       </w:r>
     </w:p>
     <w:p>
@@ -2362,7 +2362,7 @@
           <w:szCs w:val="14"/>
           <w:lang w:val="es-AR"/>
         </w:rPr>
-        <w:t xml:space="preserve">JULIÁN BERMÚDEZ · THE CHANNEL</w:t>
+        <w:t xml:space="preserve">JULIÁN BERMÚDEZ</w:t>
       </w:r>
     </w:p>
     <w:p>
